--- a/PRP申請書類 自動転記ツール/99_data/テンプレート/3種筋腱靭帯系PRP/14 再生医療等の内容をできる限り平易な表現を用いて記載したもの.docx
+++ b/PRP申請書類 自動転記ツール/99_data/テンプレート/3種筋腱靭帯系PRP/14 再生医療等の内容をできる限り平易な表現を用いて記載したもの.docx
@@ -10,6 +10,8 @@
           <w:szCs w:val="28"/>
         </w:rPr>
       </w:pPr>
+      <w:bookmarkStart w:id="0" w:name="_GoBack"/>
+      <w:bookmarkEnd w:id="0"/>
       <w:r>
         <w:rPr>
           <w:rFonts w:hint="eastAsia"/>
@@ -428,12 +430,41 @@
     <w:p>
       <w:pPr>
         <w:spacing w:line="360" w:lineRule="exact"/>
-        <w:ind w:left="210" w:hangingChars="100" w:hanging="210"/>
         <w:jc w:val="left"/>
         <w:rPr>
           <w:rFonts w:ascii="メイリオ" w:eastAsia="メイリオ" w:hAnsi="メイリオ" w:cs="メイリオ"/>
         </w:rPr>
       </w:pPr>
+    </w:p>
+    <w:p>
+      <w:pPr>
+        <w:spacing w:line="280" w:lineRule="exact"/>
+        <w:jc w:val="left"/>
+        <w:rPr>
+          <w:rFonts w:ascii="メイリオ" w:eastAsia="メイリオ" w:hAnsi="メイリオ" w:cs="メイリオ"/>
+          <w:b/>
+          <w:sz w:val="24"/>
+          <w:szCs w:val="24"/>
+        </w:rPr>
+      </w:pPr>
+      <w:r>
+        <w:rPr>
+          <w:rFonts w:ascii="メイリオ" w:eastAsia="メイリオ" w:hAnsi="メイリオ" w:cs="メイリオ" w:hint="eastAsia"/>
+          <w:b/>
+          <w:sz w:val="24"/>
+          <w:szCs w:val="24"/>
+        </w:rPr>
+        <w:t>PRP</w:t>
+      </w:r>
+      <w:r>
+        <w:rPr>
+          <w:rFonts w:ascii="メイリオ" w:eastAsia="メイリオ" w:hAnsi="メイリオ" w:cs="メイリオ" w:hint="eastAsia"/>
+          <w:b/>
+          <w:sz w:val="24"/>
+          <w:szCs w:val="24"/>
+        </w:rPr>
+        <w:t>治療について</w:t>
+      </w:r>
     </w:p>
     <w:p>
       <w:pPr>
@@ -444,46 +475,6 @@
           <w:rFonts w:ascii="メイリオ" w:eastAsia="メイリオ" w:hAnsi="メイリオ" w:cs="メイリオ"/>
         </w:rPr>
       </w:pPr>
-    </w:p>
-    <w:p>
-      <w:pPr>
-        <w:spacing w:line="280" w:lineRule="exact"/>
-        <w:jc w:val="left"/>
-        <w:rPr>
-          <w:rFonts w:ascii="メイリオ" w:eastAsia="メイリオ" w:hAnsi="メイリオ" w:cs="メイリオ"/>
-          <w:b/>
-          <w:sz w:val="24"/>
-          <w:szCs w:val="24"/>
-        </w:rPr>
-      </w:pPr>
-      <w:r>
-        <w:rPr>
-          <w:rFonts w:ascii="メイリオ" w:eastAsia="メイリオ" w:hAnsi="メイリオ" w:cs="メイリオ" w:hint="eastAsia"/>
-          <w:b/>
-          <w:sz w:val="24"/>
-          <w:szCs w:val="24"/>
-        </w:rPr>
-        <w:t>PRP</w:t>
-      </w:r>
-      <w:r>
-        <w:rPr>
-          <w:rFonts w:ascii="メイリオ" w:eastAsia="メイリオ" w:hAnsi="メイリオ" w:cs="メイリオ" w:hint="eastAsia"/>
-          <w:b/>
-          <w:sz w:val="24"/>
-          <w:szCs w:val="24"/>
-        </w:rPr>
-        <w:t>治療について</w:t>
-      </w:r>
-    </w:p>
-    <w:p>
-      <w:pPr>
-        <w:spacing w:line="360" w:lineRule="exact"/>
-        <w:ind w:left="210" w:hangingChars="100" w:hanging="210"/>
-        <w:jc w:val="left"/>
-        <w:rPr>
-          <w:rFonts w:ascii="メイリオ" w:eastAsia="メイリオ" w:hAnsi="メイリオ" w:cs="メイリオ"/>
-        </w:rPr>
-      </w:pPr>
       <w:r>
         <w:rPr>
           <w:rFonts w:ascii="メイリオ" w:eastAsia="メイリオ" w:hAnsi="メイリオ" w:cs="メイリオ" w:hint="eastAsia"/>
@@ -560,16 +551,6 @@
         </w:rPr>
         <w:t xml:space="preserve">　治療効果や効果の持続期間には個人差があります。</w:t>
       </w:r>
-    </w:p>
-    <w:p>
-      <w:pPr>
-        <w:spacing w:line="360" w:lineRule="exact"/>
-        <w:ind w:firstLineChars="100" w:firstLine="210"/>
-        <w:jc w:val="left"/>
-        <w:rPr>
-          <w:rFonts w:ascii="メイリオ" w:eastAsia="メイリオ" w:hAnsi="メイリオ" w:cs="メイリオ"/>
-        </w:rPr>
-      </w:pPr>
     </w:p>
     <w:p>
       <w:pPr>
@@ -773,7 +754,7 @@
               </wp:anchor>
             </w:drawing>
           </mc:Choice>
-          <mc:Fallback xmlns:cx="http://schemas.microsoft.com/office/drawing/2014/chartex" xmlns:cx1="http://schemas.microsoft.com/office/drawing/2015/9/8/chartex" xmlns:cx2="http://schemas.microsoft.com/office/drawing/2015/10/21/chartex" xmlns:cx3="http://schemas.microsoft.com/office/drawing/2016/5/9/chartex" xmlns:cx4="http://schemas.microsoft.com/office/drawing/2016/5/10/chartex" xmlns:cx5="http://schemas.microsoft.com/office/drawing/2016/5/11/chartex" xmlns:cx6="http://schemas.microsoft.com/office/drawing/2016/5/12/chartex" xmlns:cx7="http://schemas.microsoft.com/office/drawing/2016/5/13/chartex" xmlns:cx8="http://schemas.microsoft.com/office/drawing/2016/5/14/chartex" xmlns:aink="http://schemas.microsoft.com/office/drawing/2016/ink" xmlns:am3d="http://schemas.microsoft.com/office/drawing/2017/model3d" xmlns:oel="http://schemas.microsoft.com/office/2019/extlst" xmlns:w15="http://schemas.microsoft.com/office/word/2012/wordml" xmlns:w16cex="http://schemas.microsoft.com/office/word/2018/wordml/cex" xmlns:w16cid="http://schemas.microsoft.com/office/word/2016/wordml/cid" xmlns:w16="http://schemas.microsoft.com/office/word/2018/wordml" xmlns:w16du="http://schemas.microsoft.com/office/word/2023/wordml/word16du" xmlns:w16sdtdh="http://schemas.microsoft.com/office/word/2020/wordml/sdtdatahash" xmlns:w16sdtfl="http://schemas.microsoft.com/office/word/2024/wordml/sdtformatlock" xmlns:w16se="http://schemas.microsoft.com/office/word/2015/wordml/symex">
+          <mc:Fallback xmlns:w16se="http://schemas.microsoft.com/office/word/2015/wordml/symex" xmlns:w16sdtfl="http://schemas.microsoft.com/office/word/2024/wordml/sdtformatlock" xmlns:w16sdtdh="http://schemas.microsoft.com/office/word/2020/wordml/sdtdatahash" xmlns:w16du="http://schemas.microsoft.com/office/word/2023/wordml/word16du" xmlns:w16="http://schemas.microsoft.com/office/word/2018/wordml" xmlns:w16cid="http://schemas.microsoft.com/office/word/2016/wordml/cid" xmlns:w16cex="http://schemas.microsoft.com/office/word/2018/wordml/cex" xmlns:w15="http://schemas.microsoft.com/office/word/2012/wordml" xmlns:oel="http://schemas.microsoft.com/office/2019/extlst" xmlns:am3d="http://schemas.microsoft.com/office/drawing/2017/model3d" xmlns:aink="http://schemas.microsoft.com/office/drawing/2016/ink" xmlns:cx8="http://schemas.microsoft.com/office/drawing/2016/5/14/chartex" xmlns:cx7="http://schemas.microsoft.com/office/drawing/2016/5/13/chartex" xmlns:cx6="http://schemas.microsoft.com/office/drawing/2016/5/12/chartex" xmlns:cx5="http://schemas.microsoft.com/office/drawing/2016/5/11/chartex" xmlns:cx4="http://schemas.microsoft.com/office/drawing/2016/5/10/chartex" xmlns:cx3="http://schemas.microsoft.com/office/drawing/2016/5/9/chartex" xmlns:cx2="http://schemas.microsoft.com/office/drawing/2015/10/21/chartex" xmlns:cx1="http://schemas.microsoft.com/office/drawing/2015/9/8/chartex" xmlns:cx="http://schemas.microsoft.com/office/drawing/2014/chartex">
             <w:pict>
               <v:oval w14:anchorId="4A021D4D" id="円/楕円 290" o:spid="_x0000_s1026" style="position:absolute;margin-left:339.8pt;margin-top:123.85pt;width:108pt;height:46pt;z-index:-251638784;visibility:visible;mso-wrap-style:square;mso-width-percent:0;mso-height-percent:0;mso-wrap-distance-left:9pt;mso-wrap-distance-top:0;mso-wrap-distance-right:9pt;mso-wrap-distance-bottom:0;mso-position-horizontal:absolute;mso-position-horizontal-relative:text;mso-position-vertical:absolute;mso-position-vertical-relative:text;mso-width-percent:0;mso-height-percent:0;mso-width-relative:page;mso-height-relative:page;v-text-anchor:middle" o:gfxdata="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" fillcolor="#eaf1dd [662]" stroked="f" strokeweight="2pt">
                 <v:fill opacity="32896f"/>
@@ -864,7 +845,7 @@
               </wp:anchor>
             </w:drawing>
           </mc:Choice>
-          <mc:Fallback xmlns:cx="http://schemas.microsoft.com/office/drawing/2014/chartex" xmlns:cx1="http://schemas.microsoft.com/office/drawing/2015/9/8/chartex" xmlns:cx2="http://schemas.microsoft.com/office/drawing/2015/10/21/chartex" xmlns:cx3="http://schemas.microsoft.com/office/drawing/2016/5/9/chartex" xmlns:cx4="http://schemas.microsoft.com/office/drawing/2016/5/10/chartex" xmlns:cx5="http://schemas.microsoft.com/office/drawing/2016/5/11/chartex" xmlns:cx6="http://schemas.microsoft.com/office/drawing/2016/5/12/chartex" xmlns:cx7="http://schemas.microsoft.com/office/drawing/2016/5/13/chartex" xmlns:cx8="http://schemas.microsoft.com/office/drawing/2016/5/14/chartex" xmlns:aink="http://schemas.microsoft.com/office/drawing/2016/ink" xmlns:am3d="http://schemas.microsoft.com/office/drawing/2017/model3d" xmlns:oel="http://schemas.microsoft.com/office/2019/extlst" xmlns:w15="http://schemas.microsoft.com/office/word/2012/wordml" xmlns:w16cex="http://schemas.microsoft.com/office/word/2018/wordml/cex" xmlns:w16cid="http://schemas.microsoft.com/office/word/2016/wordml/cid" xmlns:w16="http://schemas.microsoft.com/office/word/2018/wordml" xmlns:w16du="http://schemas.microsoft.com/office/word/2023/wordml/word16du" xmlns:w16sdtdh="http://schemas.microsoft.com/office/word/2020/wordml/sdtdatahash" xmlns:w16sdtfl="http://schemas.microsoft.com/office/word/2024/wordml/sdtformatlock" xmlns:w16se="http://schemas.microsoft.com/office/word/2015/wordml/symex">
+          <mc:Fallback xmlns:w16se="http://schemas.microsoft.com/office/word/2015/wordml/symex" xmlns:w16sdtfl="http://schemas.microsoft.com/office/word/2024/wordml/sdtformatlock" xmlns:w16sdtdh="http://schemas.microsoft.com/office/word/2020/wordml/sdtdatahash" xmlns:w16du="http://schemas.microsoft.com/office/word/2023/wordml/word16du" xmlns:w16="http://schemas.microsoft.com/office/word/2018/wordml" xmlns:w16cid="http://schemas.microsoft.com/office/word/2016/wordml/cid" xmlns:w16cex="http://schemas.microsoft.com/office/word/2018/wordml/cex" xmlns:w15="http://schemas.microsoft.com/office/word/2012/wordml" xmlns:oel="http://schemas.microsoft.com/office/2019/extlst" xmlns:am3d="http://schemas.microsoft.com/office/drawing/2017/model3d" xmlns:aink="http://schemas.microsoft.com/office/drawing/2016/ink" xmlns:cx8="http://schemas.microsoft.com/office/drawing/2016/5/14/chartex" xmlns:cx7="http://schemas.microsoft.com/office/drawing/2016/5/13/chartex" xmlns:cx6="http://schemas.microsoft.com/office/drawing/2016/5/12/chartex" xmlns:cx5="http://schemas.microsoft.com/office/drawing/2016/5/11/chartex" xmlns:cx4="http://schemas.microsoft.com/office/drawing/2016/5/10/chartex" xmlns:cx3="http://schemas.microsoft.com/office/drawing/2016/5/9/chartex" xmlns:cx2="http://schemas.microsoft.com/office/drawing/2015/10/21/chartex" xmlns:cx1="http://schemas.microsoft.com/office/drawing/2015/9/8/chartex" xmlns:cx="http://schemas.microsoft.com/office/drawing/2014/chartex">
             <w:pict>
               <v:oval w14:anchorId="282321AC" id="円/楕円 289" o:spid="_x0000_s1026" style="position:absolute;margin-left:166.45pt;margin-top:128.85pt;width:108pt;height:46pt;z-index:-251639808;visibility:visible;mso-wrap-style:square;mso-width-percent:0;mso-height-percent:0;mso-wrap-distance-left:9pt;mso-wrap-distance-top:0;mso-wrap-distance-right:9pt;mso-wrap-distance-bottom:0;mso-position-horizontal:absolute;mso-position-horizontal-relative:text;mso-position-vertical:absolute;mso-position-vertical-relative:text;mso-width-percent:0;mso-height-percent:0;mso-width-relative:page;mso-height-relative:page;v-text-anchor:middle" o:gfxdata="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" fillcolor="#eaf1dd [662]" stroked="f" strokeweight="2pt">
                 <v:fill opacity="32896f"/>
@@ -957,7 +938,7 @@
               </wp:anchor>
             </w:drawing>
           </mc:Choice>
-          <mc:Fallback xmlns:cx="http://schemas.microsoft.com/office/drawing/2014/chartex" xmlns:cx1="http://schemas.microsoft.com/office/drawing/2015/9/8/chartex" xmlns:cx2="http://schemas.microsoft.com/office/drawing/2015/10/21/chartex" xmlns:cx3="http://schemas.microsoft.com/office/drawing/2016/5/9/chartex" xmlns:cx4="http://schemas.microsoft.com/office/drawing/2016/5/10/chartex" xmlns:cx5="http://schemas.microsoft.com/office/drawing/2016/5/11/chartex" xmlns:cx6="http://schemas.microsoft.com/office/drawing/2016/5/12/chartex" xmlns:cx7="http://schemas.microsoft.com/office/drawing/2016/5/13/chartex" xmlns:cx8="http://schemas.microsoft.com/office/drawing/2016/5/14/chartex" xmlns:aink="http://schemas.microsoft.com/office/drawing/2016/ink" xmlns:am3d="http://schemas.microsoft.com/office/drawing/2017/model3d" xmlns:oel="http://schemas.microsoft.com/office/2019/extlst" xmlns:w15="http://schemas.microsoft.com/office/word/2012/wordml" xmlns:w16cex="http://schemas.microsoft.com/office/word/2018/wordml/cex" xmlns:w16cid="http://schemas.microsoft.com/office/word/2016/wordml/cid" xmlns:w16="http://schemas.microsoft.com/office/word/2018/wordml" xmlns:w16du="http://schemas.microsoft.com/office/word/2023/wordml/word16du" xmlns:w16sdtdh="http://schemas.microsoft.com/office/word/2020/wordml/sdtdatahash" xmlns:w16sdtfl="http://schemas.microsoft.com/office/word/2024/wordml/sdtformatlock" xmlns:w16se="http://schemas.microsoft.com/office/word/2015/wordml/symex">
+          <mc:Fallback xmlns:w16se="http://schemas.microsoft.com/office/word/2015/wordml/symex" xmlns:w16sdtfl="http://schemas.microsoft.com/office/word/2024/wordml/sdtformatlock" xmlns:w16sdtdh="http://schemas.microsoft.com/office/word/2020/wordml/sdtdatahash" xmlns:w16du="http://schemas.microsoft.com/office/word/2023/wordml/word16du" xmlns:w16="http://schemas.microsoft.com/office/word/2018/wordml" xmlns:w16cid="http://schemas.microsoft.com/office/word/2016/wordml/cid" xmlns:w16cex="http://schemas.microsoft.com/office/word/2018/wordml/cex" xmlns:w15="http://schemas.microsoft.com/office/word/2012/wordml" xmlns:oel="http://schemas.microsoft.com/office/2019/extlst" xmlns:am3d="http://schemas.microsoft.com/office/drawing/2017/model3d" xmlns:aink="http://schemas.microsoft.com/office/drawing/2016/ink" xmlns:cx8="http://schemas.microsoft.com/office/drawing/2016/5/14/chartex" xmlns:cx7="http://schemas.microsoft.com/office/drawing/2016/5/13/chartex" xmlns:cx6="http://schemas.microsoft.com/office/drawing/2016/5/12/chartex" xmlns:cx5="http://schemas.microsoft.com/office/drawing/2016/5/11/chartex" xmlns:cx4="http://schemas.microsoft.com/office/drawing/2016/5/10/chartex" xmlns:cx3="http://schemas.microsoft.com/office/drawing/2016/5/9/chartex" xmlns:cx2="http://schemas.microsoft.com/office/drawing/2015/10/21/chartex" xmlns:cx1="http://schemas.microsoft.com/office/drawing/2015/9/8/chartex" xmlns:cx="http://schemas.microsoft.com/office/drawing/2014/chartex">
             <w:pict>
               <v:oval w14:anchorId="1142F6F9" id="円/楕円 5" o:spid="_x0000_s1026" style="position:absolute;margin-left:290.35pt;margin-top:-7.65pt;width:47.05pt;height:65.05pt;rotation:-7753221fd;z-index:251678720;visibility:visible;mso-wrap-style:square;mso-width-percent:0;mso-height-percent:0;mso-wrap-distance-left:9pt;mso-wrap-distance-top:0;mso-wrap-distance-right:9pt;mso-wrap-distance-bottom:0;mso-position-horizontal:absolute;mso-position-horizontal-relative:text;mso-position-vertical:absolute;mso-position-vertical-relative:text;mso-width-percent:0;mso-height-percent:0;mso-width-relative:page;mso-height-relative:page;v-text-anchor:middle" o:gfxdata="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" fillcolor="#fbd4b4 [1305]" stroked="f" strokeweight="2pt">
                 <v:fill opacity="31354f"/>
@@ -1313,7 +1294,7 @@
               </wp:anchor>
             </w:drawing>
           </mc:Choice>
-          <mc:Fallback xmlns:cx="http://schemas.microsoft.com/office/drawing/2014/chartex" xmlns:cx1="http://schemas.microsoft.com/office/drawing/2015/9/8/chartex" xmlns:cx2="http://schemas.microsoft.com/office/drawing/2015/10/21/chartex" xmlns:cx3="http://schemas.microsoft.com/office/drawing/2016/5/9/chartex" xmlns:cx4="http://schemas.microsoft.com/office/drawing/2016/5/10/chartex" xmlns:cx5="http://schemas.microsoft.com/office/drawing/2016/5/11/chartex" xmlns:cx6="http://schemas.microsoft.com/office/drawing/2016/5/12/chartex" xmlns:cx7="http://schemas.microsoft.com/office/drawing/2016/5/13/chartex" xmlns:cx8="http://schemas.microsoft.com/office/drawing/2016/5/14/chartex" xmlns:aink="http://schemas.microsoft.com/office/drawing/2016/ink" xmlns:am3d="http://schemas.microsoft.com/office/drawing/2017/model3d" xmlns:oel="http://schemas.microsoft.com/office/2019/extlst" xmlns:w15="http://schemas.microsoft.com/office/word/2012/wordml" xmlns:w16cex="http://schemas.microsoft.com/office/word/2018/wordml/cex" xmlns:w16cid="http://schemas.microsoft.com/office/word/2016/wordml/cid" xmlns:w16="http://schemas.microsoft.com/office/word/2018/wordml" xmlns:w16du="http://schemas.microsoft.com/office/word/2023/wordml/word16du" xmlns:w16sdtdh="http://schemas.microsoft.com/office/word/2020/wordml/sdtdatahash" xmlns:w16sdtfl="http://schemas.microsoft.com/office/word/2024/wordml/sdtformatlock" xmlns:w16se="http://schemas.microsoft.com/office/word/2015/wordml/symex">
+          <mc:Fallback xmlns:w16se="http://schemas.microsoft.com/office/word/2015/wordml/symex" xmlns:w16sdtfl="http://schemas.microsoft.com/office/word/2024/wordml/sdtformatlock" xmlns:w16sdtdh="http://schemas.microsoft.com/office/word/2020/wordml/sdtdatahash" xmlns:w16du="http://schemas.microsoft.com/office/word/2023/wordml/word16du" xmlns:w16="http://schemas.microsoft.com/office/word/2018/wordml" xmlns:w16cid="http://schemas.microsoft.com/office/word/2016/wordml/cid" xmlns:w16cex="http://schemas.microsoft.com/office/word/2018/wordml/cex" xmlns:w15="http://schemas.microsoft.com/office/word/2012/wordml" xmlns:oel="http://schemas.microsoft.com/office/2019/extlst" xmlns:am3d="http://schemas.microsoft.com/office/drawing/2017/model3d" xmlns:aink="http://schemas.microsoft.com/office/drawing/2016/ink" xmlns:cx8="http://schemas.microsoft.com/office/drawing/2016/5/14/chartex" xmlns:cx7="http://schemas.microsoft.com/office/drawing/2016/5/13/chartex" xmlns:cx6="http://schemas.microsoft.com/office/drawing/2016/5/12/chartex" xmlns:cx5="http://schemas.microsoft.com/office/drawing/2016/5/11/chartex" xmlns:cx4="http://schemas.microsoft.com/office/drawing/2016/5/10/chartex" xmlns:cx3="http://schemas.microsoft.com/office/drawing/2016/5/9/chartex" xmlns:cx2="http://schemas.microsoft.com/office/drawing/2015/10/21/chartex" xmlns:cx1="http://schemas.microsoft.com/office/drawing/2015/9/8/chartex" xmlns:cx="http://schemas.microsoft.com/office/drawing/2014/chartex">
             <w:pict>
               <v:shapetype w14:anchorId="0B7CA17B" id="_x0000_t202" coordsize="21600,21600" o:spt="202" path="m,l,21600r21600,l21600,xe">
                 <v:stroke joinstyle="miter"/>
@@ -1477,7 +1458,7 @@
               </wp:anchor>
             </w:drawing>
           </mc:Choice>
-          <mc:Fallback xmlns:cx="http://schemas.microsoft.com/office/drawing/2014/chartex" xmlns:cx1="http://schemas.microsoft.com/office/drawing/2015/9/8/chartex" xmlns:cx2="http://schemas.microsoft.com/office/drawing/2015/10/21/chartex" xmlns:cx3="http://schemas.microsoft.com/office/drawing/2016/5/9/chartex" xmlns:cx4="http://schemas.microsoft.com/office/drawing/2016/5/10/chartex" xmlns:cx5="http://schemas.microsoft.com/office/drawing/2016/5/11/chartex" xmlns:cx6="http://schemas.microsoft.com/office/drawing/2016/5/12/chartex" xmlns:cx7="http://schemas.microsoft.com/office/drawing/2016/5/13/chartex" xmlns:cx8="http://schemas.microsoft.com/office/drawing/2016/5/14/chartex" xmlns:aink="http://schemas.microsoft.com/office/drawing/2016/ink" xmlns:am3d="http://schemas.microsoft.com/office/drawing/2017/model3d" xmlns:oel="http://schemas.microsoft.com/office/2019/extlst" xmlns:w15="http://schemas.microsoft.com/office/word/2012/wordml" xmlns:w16cex="http://schemas.microsoft.com/office/word/2018/wordml/cex" xmlns:w16cid="http://schemas.microsoft.com/office/word/2016/wordml/cid" xmlns:w16="http://schemas.microsoft.com/office/word/2018/wordml" xmlns:w16du="http://schemas.microsoft.com/office/word/2023/wordml/word16du" xmlns:w16sdtdh="http://schemas.microsoft.com/office/word/2020/wordml/sdtdatahash" xmlns:w16sdtfl="http://schemas.microsoft.com/office/word/2024/wordml/sdtformatlock" xmlns:w16se="http://schemas.microsoft.com/office/word/2015/wordml/symex">
+          <mc:Fallback xmlns:w16se="http://schemas.microsoft.com/office/word/2015/wordml/symex" xmlns:w16sdtfl="http://schemas.microsoft.com/office/word/2024/wordml/sdtformatlock" xmlns:w16sdtdh="http://schemas.microsoft.com/office/word/2020/wordml/sdtdatahash" xmlns:w16du="http://schemas.microsoft.com/office/word/2023/wordml/word16du" xmlns:w16="http://schemas.microsoft.com/office/word/2018/wordml" xmlns:w16cid="http://schemas.microsoft.com/office/word/2016/wordml/cid" xmlns:w16cex="http://schemas.microsoft.com/office/word/2018/wordml/cex" xmlns:w15="http://schemas.microsoft.com/office/word/2012/wordml" xmlns:oel="http://schemas.microsoft.com/office/2019/extlst" xmlns:am3d="http://schemas.microsoft.com/office/drawing/2017/model3d" xmlns:aink="http://schemas.microsoft.com/office/drawing/2016/ink" xmlns:cx8="http://schemas.microsoft.com/office/drawing/2016/5/14/chartex" xmlns:cx7="http://schemas.microsoft.com/office/drawing/2016/5/13/chartex" xmlns:cx6="http://schemas.microsoft.com/office/drawing/2016/5/12/chartex" xmlns:cx5="http://schemas.microsoft.com/office/drawing/2016/5/11/chartex" xmlns:cx4="http://schemas.microsoft.com/office/drawing/2016/5/10/chartex" xmlns:cx3="http://schemas.microsoft.com/office/drawing/2016/5/9/chartex" xmlns:cx2="http://schemas.microsoft.com/office/drawing/2015/10/21/chartex" xmlns:cx1="http://schemas.microsoft.com/office/drawing/2015/9/8/chartex" xmlns:cx="http://schemas.microsoft.com/office/drawing/2014/chartex">
             <w:pict>
               <v:shape w14:anchorId="3D815E69" id="テキスト ボックス 19" o:spid="_x0000_s1027" type="#_x0000_t202" style="position:absolute;margin-left:157.4pt;margin-top:11.55pt;width:124.85pt;height:45.2pt;z-index:251657216;visibility:visible;mso-wrap-style:square;mso-width-percent:0;mso-height-percent:0;mso-wrap-distance-left:9pt;mso-wrap-distance-top:0;mso-wrap-distance-right:9pt;mso-wrap-distance-bottom:0;mso-position-horizontal:absolute;mso-position-horizontal-relative:text;mso-position-vertical:absolute;mso-position-vertical-relative:text;mso-width-percent:0;mso-height-percent:0;mso-width-relative:page;mso-height-relative:page;v-text-anchor:top" o:gfxdata="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" filled="f" stroked="f" strokeweight=".5pt">
                 <v:textbox>
@@ -1635,8 +1616,6 @@
                               </w:rPr>
                               <w:t>{{必要な採血量}}</w:t>
                             </w:r>
-                            <w:bookmarkStart w:id="0" w:name="_GoBack"/>
-                            <w:bookmarkEnd w:id="0"/>
                             <w:r>
                               <w:rPr>
                                 <w:rFonts w:ascii="メイリオ" w:eastAsia="メイリオ" w:hAnsi="メイリオ" w:cs="メイリオ" w:hint="eastAsia"/>
@@ -1881,7 +1860,7 @@
               </wp:anchor>
             </w:drawing>
           </mc:Choice>
-          <mc:Fallback xmlns:cx="http://schemas.microsoft.com/office/drawing/2014/chartex" xmlns:cx1="http://schemas.microsoft.com/office/drawing/2015/9/8/chartex" xmlns:cx2="http://schemas.microsoft.com/office/drawing/2015/10/21/chartex" xmlns:cx3="http://schemas.microsoft.com/office/drawing/2016/5/9/chartex" xmlns:cx4="http://schemas.microsoft.com/office/drawing/2016/5/10/chartex" xmlns:cx5="http://schemas.microsoft.com/office/drawing/2016/5/11/chartex" xmlns:cx6="http://schemas.microsoft.com/office/drawing/2016/5/12/chartex" xmlns:cx7="http://schemas.microsoft.com/office/drawing/2016/5/13/chartex" xmlns:cx8="http://schemas.microsoft.com/office/drawing/2016/5/14/chartex" xmlns:aink="http://schemas.microsoft.com/office/drawing/2016/ink" xmlns:am3d="http://schemas.microsoft.com/office/drawing/2017/model3d" xmlns:oel="http://schemas.microsoft.com/office/2019/extlst" xmlns:w15="http://schemas.microsoft.com/office/word/2012/wordml" xmlns:w16cex="http://schemas.microsoft.com/office/word/2018/wordml/cex" xmlns:w16cid="http://schemas.microsoft.com/office/word/2016/wordml/cid" xmlns:w16="http://schemas.microsoft.com/office/word/2018/wordml" xmlns:w16du="http://schemas.microsoft.com/office/word/2023/wordml/word16du" xmlns:w16sdtdh="http://schemas.microsoft.com/office/word/2020/wordml/sdtdatahash" xmlns:w16sdtfl="http://schemas.microsoft.com/office/word/2024/wordml/sdtformatlock" xmlns:w16se="http://schemas.microsoft.com/office/word/2015/wordml/symex">
+          <mc:Fallback xmlns:w16se="http://schemas.microsoft.com/office/word/2015/wordml/symex" xmlns:w16sdtfl="http://schemas.microsoft.com/office/word/2024/wordml/sdtformatlock" xmlns:w16sdtdh="http://schemas.microsoft.com/office/word/2020/wordml/sdtdatahash" xmlns:w16du="http://schemas.microsoft.com/office/word/2023/wordml/word16du" xmlns:w16="http://schemas.microsoft.com/office/word/2018/wordml" xmlns:w16cid="http://schemas.microsoft.com/office/word/2016/wordml/cid" xmlns:w16cex="http://schemas.microsoft.com/office/word/2018/wordml/cex" xmlns:w15="http://schemas.microsoft.com/office/word/2012/wordml" xmlns:oel="http://schemas.microsoft.com/office/2019/extlst" xmlns:am3d="http://schemas.microsoft.com/office/drawing/2017/model3d" xmlns:aink="http://schemas.microsoft.com/office/drawing/2016/ink" xmlns:cx8="http://schemas.microsoft.com/office/drawing/2016/5/14/chartex" xmlns:cx7="http://schemas.microsoft.com/office/drawing/2016/5/13/chartex" xmlns:cx6="http://schemas.microsoft.com/office/drawing/2016/5/12/chartex" xmlns:cx5="http://schemas.microsoft.com/office/drawing/2016/5/11/chartex" xmlns:cx4="http://schemas.microsoft.com/office/drawing/2016/5/10/chartex" xmlns:cx3="http://schemas.microsoft.com/office/drawing/2016/5/9/chartex" xmlns:cx2="http://schemas.microsoft.com/office/drawing/2015/10/21/chartex" xmlns:cx1="http://schemas.microsoft.com/office/drawing/2015/9/8/chartex" xmlns:cx="http://schemas.microsoft.com/office/drawing/2014/chartex">
             <w:pict>
               <v:oval w14:anchorId="3F33519D" id="円/楕円 288" o:spid="_x0000_s1026" style="position:absolute;margin-left:5.9pt;margin-top:1.4pt;width:108pt;height:46pt;z-index:-251640832;visibility:visible;mso-wrap-style:square;mso-width-percent:0;mso-height-percent:0;mso-wrap-distance-left:9pt;mso-wrap-distance-top:0;mso-wrap-distance-right:9pt;mso-wrap-distance-bottom:0;mso-position-horizontal:absolute;mso-position-horizontal-relative:text;mso-position-vertical:absolute;mso-position-vertical-relative:text;mso-width-percent:0;mso-height-percent:0;mso-width-relative:page;mso-height-relative:page;v-text-anchor:middle" o:gfxdata="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" fillcolor="#eaf1dd [662]" stroked="f" strokeweight="2pt">
                 <v:fill opacity="32896f"/>
@@ -2955,6 +2934,26 @@
 </file>
 
 <file path=customXml/item1.xml><?xml version="1.0" encoding="utf-8"?>
+<?mso-contentType ?>
+<FormTemplates xmlns="http://schemas.microsoft.com/sharepoint/v3/contenttype/forms">
+  <Display>DocumentLibraryForm</Display>
+  <Edit>DocumentLibraryForm</Edit>
+  <New>DocumentLibraryForm</New>
+</FormTemplates>
+</file>
+
+<file path=customXml/item2.xml><?xml version="1.0" encoding="utf-8"?>
+<p:properties xmlns:p="http://schemas.microsoft.com/office/2006/metadata/properties" xmlns:xsi="http://www.w3.org/2001/XMLSchema-instance" xmlns:pc="http://schemas.microsoft.com/office/infopath/2007/PartnerControls">
+  <documentManagement>
+    <lcf76f155ced4ddcb4097134ff3c332f xmlns="de1ba629-2ef5-49ac-9285-140fa60976af">
+      <Terms xmlns="http://schemas.microsoft.com/office/infopath/2007/PartnerControls"/>
+    </lcf76f155ced4ddcb4097134ff3c332f>
+    <TaxCatchAll xmlns="4d7fb8f6-9384-49ba-9078-0024065d699e" xsi:nil="true"/>
+  </documentManagement>
+</p:properties>
+</file>
+
+<file path=customXml/item3.xml><?xml version="1.0" encoding="utf-8"?>
 <ct:contentTypeSchema xmlns:ct="http://schemas.microsoft.com/office/2006/metadata/contentType" xmlns:ma="http://schemas.microsoft.com/office/2006/metadata/properties/metaAttributes" ct:_="" ma:_="" ma:contentTypeName="ドキュメント" ma:contentTypeID="0x010100B9F3419BC2D8D64D830E9AEB8963277A" ma:contentTypeVersion="12" ma:contentTypeDescription="新しいドキュメントを作成します。" ma:contentTypeScope="" ma:versionID="aaae8dea08b675139fd36b71e1da83a8">
   <xsd:schema xmlns:xsd="http://www.w3.org/2001/XMLSchema" xmlns:xs="http://www.w3.org/2001/XMLSchema" xmlns:p="http://schemas.microsoft.com/office/2006/metadata/properties" xmlns:ns2="de1ba629-2ef5-49ac-9285-140fa60976af" xmlns:ns3="4d7fb8f6-9384-49ba-9078-0024065d699e" targetNamespace="http://schemas.microsoft.com/office/2006/metadata/properties" ma:root="true" ma:fieldsID="845626131e878e0396b23398a507c366" ns2:_="" ns3:_="">
     <xsd:import namespace="de1ba629-2ef5-49ac-9285-140fa60976af"/>
@@ -3155,31 +3154,30 @@
 </ct:contentTypeSchema>
 </file>
 
-<file path=customXml/item2.xml><?xml version="1.0" encoding="utf-8"?>
-<p:properties xmlns:p="http://schemas.microsoft.com/office/2006/metadata/properties" xmlns:xsi="http://www.w3.org/2001/XMLSchema-instance" xmlns:pc="http://schemas.microsoft.com/office/infopath/2007/PartnerControls">
-  <documentManagement>
-    <lcf76f155ced4ddcb4097134ff3c332f xmlns="de1ba629-2ef5-49ac-9285-140fa60976af">
-      <Terms xmlns="http://schemas.microsoft.com/office/infopath/2007/PartnerControls"/>
-    </lcf76f155ced4ddcb4097134ff3c332f>
-    <TaxCatchAll xmlns="4d7fb8f6-9384-49ba-9078-0024065d699e" xsi:nil="true"/>
-  </documentManagement>
-</p:properties>
-</file>
-
-<file path=customXml/item3.xml><?xml version="1.0" encoding="utf-8"?>
-<?mso-contentType ?>
-<FormTemplates xmlns="http://schemas.microsoft.com/sharepoint/v3/contenttype/forms">
-  <Display>DocumentLibraryForm</Display>
-  <Edit>DocumentLibraryForm</Edit>
-  <New>DocumentLibraryForm</New>
-</FormTemplates>
-</file>
-
 <file path=customXml/item4.xml><?xml version="1.0" encoding="utf-8"?>
 <b:Sources xmlns:b="http://schemas.openxmlformats.org/officeDocument/2006/bibliography" xmlns="http://schemas.openxmlformats.org/officeDocument/2006/bibliography" SelectedStyle="\APA.XSL" StyleName="APA"/>
 </file>
 
 <file path=customXml/itemProps1.xml><?xml version="1.0" encoding="utf-8"?>
+<ds:datastoreItem xmlns:ds="http://schemas.openxmlformats.org/officeDocument/2006/customXml" ds:itemID="{A9255668-930F-4499-9B6E-A2867A13E424}">
+  <ds:schemaRefs>
+    <ds:schemaRef ds:uri="http://schemas.microsoft.com/sharepoint/v3/contenttype/forms"/>
+  </ds:schemaRefs>
+</ds:datastoreItem>
+</file>
+
+<file path=customXml/itemProps2.xml><?xml version="1.0" encoding="utf-8"?>
+<ds:datastoreItem xmlns:ds="http://schemas.openxmlformats.org/officeDocument/2006/customXml" ds:itemID="{F9998D34-D370-4B99-98C9-8BC0DB6C9BA3}">
+  <ds:schemaRefs>
+    <ds:schemaRef ds:uri="http://schemas.microsoft.com/office/2006/metadata/properties"/>
+    <ds:schemaRef ds:uri="http://schemas.microsoft.com/office/infopath/2007/PartnerControls"/>
+    <ds:schemaRef ds:uri="de1ba629-2ef5-49ac-9285-140fa60976af"/>
+    <ds:schemaRef ds:uri="4d7fb8f6-9384-49ba-9078-0024065d699e"/>
+  </ds:schemaRefs>
+</ds:datastoreItem>
+</file>
+
+<file path=customXml/itemProps3.xml><?xml version="1.0" encoding="utf-8"?>
 <ds:datastoreItem xmlns:ds="http://schemas.openxmlformats.org/officeDocument/2006/customXml" ds:itemID="{D4B5A7FE-44CE-4A83-AD60-8DBE1492FDED}">
   <ds:schemaRefs>
     <ds:schemaRef ds:uri="http://schemas.microsoft.com/office/2006/metadata/contentType"/>
@@ -3198,27 +3196,8 @@
 </ds:datastoreItem>
 </file>
 
-<file path=customXml/itemProps2.xml><?xml version="1.0" encoding="utf-8"?>
-<ds:datastoreItem xmlns:ds="http://schemas.openxmlformats.org/officeDocument/2006/customXml" ds:itemID="{F9998D34-D370-4B99-98C9-8BC0DB6C9BA3}">
-  <ds:schemaRefs>
-    <ds:schemaRef ds:uri="http://schemas.microsoft.com/office/2006/metadata/properties"/>
-    <ds:schemaRef ds:uri="http://schemas.microsoft.com/office/infopath/2007/PartnerControls"/>
-    <ds:schemaRef ds:uri="de1ba629-2ef5-49ac-9285-140fa60976af"/>
-    <ds:schemaRef ds:uri="4d7fb8f6-9384-49ba-9078-0024065d699e"/>
-  </ds:schemaRefs>
-</ds:datastoreItem>
-</file>
-
-<file path=customXml/itemProps3.xml><?xml version="1.0" encoding="utf-8"?>
-<ds:datastoreItem xmlns:ds="http://schemas.openxmlformats.org/officeDocument/2006/customXml" ds:itemID="{A9255668-930F-4499-9B6E-A2867A13E424}">
-  <ds:schemaRefs>
-    <ds:schemaRef ds:uri="http://schemas.microsoft.com/sharepoint/v3/contenttype/forms"/>
-  </ds:schemaRefs>
-</ds:datastoreItem>
-</file>
-
 <file path=customXml/itemProps4.xml><?xml version="1.0" encoding="utf-8"?>
-<ds:datastoreItem xmlns:ds="http://schemas.openxmlformats.org/officeDocument/2006/customXml" ds:itemID="{13199CCF-04CE-4CB0-9125-FC543B5D462A}">
+<ds:datastoreItem xmlns:ds="http://schemas.openxmlformats.org/officeDocument/2006/customXml" ds:itemID="{283B110D-098C-49F5-8366-91D01DD2A92C}">
   <ds:schemaRefs>
     <ds:schemaRef ds:uri="http://schemas.openxmlformats.org/officeDocument/2006/bibliography"/>
   </ds:schemaRefs>
